--- a/Методичні_вказівки_Практична_робота_ГА_Python.docx
+++ b/Методичні_вказівки_Практична_робота_ГА_Python.docx
@@ -35,10 +35,10 @@
         <w:t>Самостійна практична робота з курсу «Моделі та системи штучного інтелекту». Середовище виконання: мова Python.</w:t>
         <w:br/>
         <w:br/>
-        <w:t>Усі студенти отримують матеріали з офіційного репозиторію на GitHub: https://github.com/flecen1/Methods_and_features_of_piece_ntelligence_lab7</w:t>
+        <w:t>Усі студенти отримують матеріали з офіційного репозиторію на GitHub: https://github.com/flecen1/Methods_and_features_of_piece_ntelligence_lab_7</w:t>
         <w:br/>
         <w:br/>
-        <w:t>Версія документа: 1.4</w:t>
+        <w:t>Версія документа: 1.5</w:t>
         <w:br/>
         <w:t>Формат: Python 3.10+</w:t>
       </w:r>
@@ -71,7 +71,7 @@
     </w:p>
     <w:p>
       <w:r>
-        <w:t>Робота складається з чотирьох основних завдань і таблиці з п’ятьма варіантами цільових функцій (розділ 7). Матеріали потрібно брати лише з офіційного GitHub-репозиторію (https://github.com/flecen1/Methods_and_features_of_piece_ntelligence_lab7), щоб версія коду збігалася у всіх студентів. Нижче — що зробити і який файл проєкту для цього використати.</w:t>
+        <w:t>Робота складається з чотирьох основних завдань і таблиці з п’ятьма варіантами цільових функцій (розділ 7). Матеріали потрібно брати лише з офіційного GitHub-репозиторію (https://github.com/flecen1/Methods_and_features_of_piece_ntelligence_lab_7), щоб версія коду збігалася у всіх студентів. Нижче — що зробити і який файл проєкту для цього використати.</w:t>
       </w:r>
     </w:p>
     <w:tbl>
@@ -273,7 +273,7 @@
     </w:p>
     <w:p>
       <w:r>
-        <w:t>Установіть Python (3.10 або новіше) та Git (за бажанням). Завантажте код **лише** з репозиторію https://github.com/flecen1/Methods_and_features_of_piece_ntelligence_lab7 — або клонуванням, або кнопкою Code → Download ZIP на сайті GitHub.</w:t>
+        <w:t>Установіть Python (3.10 або новіше) та Git (за бажанням). Завантажте код **лише** з репозиторію https://github.com/flecen1/Methods_and_features_of_piece_ntelligence_lab_7 — або клонуванням, або кнопкою Code → Download ZIP на сайті GitHub.</w:t>
       </w:r>
     </w:p>
     <w:p>
@@ -291,9 +291,9 @@
       <w:r>
         <w:t>cd $env:USERPROFILE\Desktop</w:t>
         <w:br/>
-        <w:t>git clone https://github.com/flecen1/Methods_and_features_of_piece_ntelligence_lab7.git</w:t>
+        <w:t>git clone https://github.com/flecen1/Methods_and_features_of_piece_ntelligence_lab_7.git</w:t>
         <w:br/>
-        <w:t>cd Methods_and_features_of_piece_ntelligence_lab7</w:t>
+        <w:t>cd Methods_and_features_of_piece_ntelligence_lab_7</w:t>
       </w:r>
     </w:p>
     <w:p>
@@ -805,7 +805,7 @@
     </w:p>
     <w:p>
       <w:r>
-        <w:t>Адреса репозиторію: https://github.com/flecen1/Methods_and_features_of_piece_ntelligence_lab7. Після клонування або розпакування ZIP перейдіть у папку Methods_and_features_of_piece_ntelligence_lab7 і виконайте:</w:t>
+        <w:t>Адреса репозиторію: https://github.com/flecen1/Methods_and_features_of_piece_ntelligence_lab_7. Після клонування або розпакування ZIP перейдіть у папку Methods_and_features_of_piece_ntelligence_lab_7 і виконайте:</w:t>
       </w:r>
     </w:p>
     <w:p>
@@ -813,7 +813,7 @@
         <w:pStyle w:val="IntenseQuote"/>
       </w:pPr>
       <w:r>
-        <w:t>cd $env:USERPROFILE\Desktop\Methods_and_features_of_piece_ntelligence_lab7</w:t>
+        <w:t>cd $env:USERPROFILE\Desktop\Methods_and_features_of_piece_ntelligence_lab_7</w:t>
         <w:br/>
         <w:t>python -m venv .venv</w:t>
         <w:br/>
